--- a/小野町_引継ぎ_整理済/11_見える化出力依頼/小野町_地域支援事業の見込量推計に進めない件_20260925.docx
+++ b/小野町_引継ぎ_整理済/11_見える化出力依頼/小野町_地域支援事業の見込量推計に進めない件_20260925.docx
@@ -244,7 +244,7 @@
                 <w:b w:val="0"/>
                 <w:sz w:val="18"/>
               </w:rPr>
-              <w:t>当方の算定は完結しており（保険料 月額6,210円）、サービス見込量も地域支援事業の量も自前で算定済みです。</w:t>
+              <w:t>当方の算定は完結しており（保険料 月額6,096円）、サービス見込量も地域支援事業の量も自前で算定済みです。</w:t>
             </w:r>
             <w:r>
               <w:rPr>
@@ -1745,7 +1745,7 @@
           <w:rFonts w:ascii="游明朝" w:hAnsi="游明朝" w:eastAsia="游明朝"/>
           <w:b w:val="0"/>
         </w:rPr>
-        <w:t>当方の算定は6,210円で、差は+256円です。</w:t>
+        <w:t>当方の算定は6,096円で、差は+370円です。</w:t>
       </w:r>
     </w:p>
     <w:p>
@@ -2143,7 +2143,7 @@
                 <w:b w:val="0"/>
                 <w:sz w:val="18"/>
               </w:rPr>
-              <w:t>当方の算定は完結している（保険料 月額6,210円・100円未満切上げ6,300円）。素案・見込量とも数値は入っている</w:t>
+              <w:t>当方の算定は完結している（保険料 月額6,096円・100円未満切上げ6,300円）。素案・見込量とも数値は入っている</w:t>
             </w:r>
           </w:p>
         </w:tc>

--- a/小野町_引継ぎ_整理済/11_見える化出力依頼/小野町_地域支援事業の見込量推計に進めない件_20260925.docx
+++ b/小野町_引継ぎ_整理済/11_見える化出力依頼/小野町_地域支援事業の見込量推計に進めない件_20260925.docx
@@ -244,7 +244,7 @@
                 <w:b w:val="0"/>
                 <w:sz w:val="18"/>
               </w:rPr>
-              <w:t>当方の算定は完結しており（保険料 月額6,096円）、サービス見込量も地域支援事業の量も自前で算定済みです。</w:t>
+              <w:t>当方の算定は完結しており（保険料 月額6,048円）、サービス見込量も地域支援事業の量も自前で算定済みです。</w:t>
             </w:r>
             <w:r>
               <w:rPr>
@@ -1745,7 +1745,7 @@
           <w:rFonts w:ascii="游明朝" w:hAnsi="游明朝" w:eastAsia="游明朝"/>
           <w:b w:val="0"/>
         </w:rPr>
-        <w:t>当方の算定は6,096円で、差は+370円です。</w:t>
+        <w:t>当方の算定は6,048円で、差は+418円です。</w:t>
       </w:r>
     </w:p>
     <w:p>
@@ -2143,7 +2143,7 @@
                 <w:b w:val="0"/>
                 <w:sz w:val="18"/>
               </w:rPr>
-              <w:t>当方の算定は完結している（保険料 月額6,096円・100円未満切上げ6,300円）。素案・見込量とも数値は入っている</w:t>
+              <w:t>当方の算定は完結している（保険料 月額6,048円・100円未満切上げ6,100円）。素案・見込量とも数値は入っている</w:t>
             </w:r>
           </w:p>
         </w:tc>
